--- a/lab13/report.docx
+++ b/lab13/report.docx
@@ -15,7 +15,7 @@
         <w:pStyle w:val="Subtitle"/>
       </w:pPr>
       <w:r>
-        <w:t xml:space="preserve">Программирование в командном процессоре ОС UNIX. Ветвления и циклы</w:t>
+        <w:t xml:space="preserve">Операционные системы — НПИбд-01-25</w:t>
       </w:r>
     </w:p>
     <w:p>
@@ -23,16 +23,72 @@
         <w:pStyle w:val="Author"/>
       </w:pPr>
       <w:r>
-        <w:t xml:space="preserve">Взваров Михаил, НПИбд-01-25</w:t>
-      </w:r>
-    </w:p>
+        <w:t xml:space="preserve">Взваров Михаил</w:t>
+      </w:r>
+    </w:p>
+    <w:p>
+      <w:pPr>
+        <w:pStyle w:val="AbstractTitle"/>
+      </w:pPr>
+      <w:r>
+        <w:t xml:space="preserve">Аннотация</w:t>
+      </w:r>
+    </w:p>
+    <w:p>
+      <w:pPr>
+        <w:pStyle w:val="Abstract"/>
+      </w:pPr>
+      <w:r>
+        <w:t xml:space="preserve">В отчёте представлены результаты выполнения лабораторной работы № 13</w:t>
+      </w:r>
+      <w:r>
+        <w:t xml:space="preserve"> </w:t>
+      </w:r>
+      <w:r>
+        <w:t xml:space="preserve">по дисциплине «Операционные системы».</w:t>
+      </w:r>
+    </w:p>
+    <w:p>
+      <w:pPr>
+        <w:pStyle w:val="Abstract"/>
+      </w:pPr>
+      <w:r>
+        <w:t xml:space="preserve">Приведены ход выполнения работы, полученные результаты и выводы.</w:t>
+      </w:r>
+    </w:p>
+    <w:sdt>
+      <w:sdtPr>
+        <w:docPartObj>
+          <w:docPartGallery w:val="Table of Contents"/>
+          <w:docPartUnique/>
+        </w:docPartObj>
+      </w:sdtPr>
+      <w:sdtContent>
+        <w:p>
+          <w:pPr>
+            <w:pStyle w:val="TOCHeading"/>
+          </w:pPr>
+          <w:r>
+            <w:t xml:space="preserve">Содержание</w:t>
+          </w:r>
+        </w:p>
+        <w:p>
+          <w:r>
+            <w:fldChar w:fldCharType="begin" w:dirty="true"/>
+            <w:instrText xml:space="preserve">TOC \o "1-2" \h \z \u</w:instrText>
+            <w:fldChar w:fldCharType="separate"/>
+            <w:fldChar w:fldCharType="end"/>
+          </w:r>
+        </w:p>
+      </w:sdtContent>
+    </w:sdt>
     <w:bookmarkStart w:id="9" w:name="цель-работы"/>
     <w:p>
       <w:pPr>
         <w:pStyle w:val="Heading1"/>
       </w:pPr>
       <w:r>
-        <w:t xml:space="preserve">Цель работы</w:t>
+        <w:t xml:space="preserve">1. Цель работы</w:t>
       </w:r>
     </w:p>
     <w:p>
@@ -50,7 +106,7 @@
         <w:pStyle w:val="Heading1"/>
       </w:pPr>
       <w:r>
-        <w:t xml:space="preserve">Задание</w:t>
+        <w:t xml:space="preserve">2. Задание</w:t>
       </w:r>
     </w:p>
     <w:p>
@@ -108,7 +164,7 @@
         <w:pStyle w:val="Heading1"/>
       </w:pPr>
       <w:r>
-        <w:t xml:space="preserve">Выполнение лабораторной работы</w:t>
+        <w:t xml:space="preserve">3. Выполнение лабораторной работы</w:t>
       </w:r>
     </w:p>
     <w:bookmarkStart w:id="17" w:name="X96dd94a766929c3825cb6525b7b7394c3ea9f13"/>
@@ -117,7 +173,7 @@
         <w:pStyle w:val="Heading2"/>
       </w:pPr>
       <w:r>
-        <w:t xml:space="preserve">1. Поиск строк с использованием getopts и grep</w:t>
+        <w:t xml:space="preserve">3.1 1. Поиск строк с использованием getopts и grep</w:t>
       </w:r>
     </w:p>
     <w:p>
@@ -142,7 +198,7 @@
               <a:graphicData uri="http://schemas.openxmlformats.org/drawingml/2006/picture">
                 <pic:pic>
                   <pic:nvPicPr>
-                    <pic:cNvPr descr="images/Вставленное%20изображение.png" id="13" name="Picture"/>
+                    <pic:cNvPr descr="image/Вставленное%20изображение.png" id="13" name="Picture"/>
                     <pic:cNvPicPr>
                       <a:picLocks noChangeArrowheads="1" noChangeAspect="1"/>
                     </pic:cNvPicPr>
@@ -205,7 +261,7 @@
               <a:graphicData uri="http://schemas.openxmlformats.org/drawingml/2006/picture">
                 <pic:pic>
                   <pic:nvPicPr>
-                    <pic:cNvPr descr="images/Вставленное%20изображение%20(2).png" id="16" name="Picture"/>
+                    <pic:cNvPr descr="image/Вставленное%20изображение%20(2).png" id="16" name="Picture"/>
                     <pic:cNvPicPr>
                       <a:picLocks noChangeArrowheads="1" noChangeAspect="1"/>
                     </pic:cNvPicPr>
@@ -261,7 +317,7 @@
         <w:pStyle w:val="Heading2"/>
       </w:pPr>
       <w:r>
-        <w:t xml:space="preserve">2. Определение знака числа и анализ кода завершения</w:t>
+        <w:t xml:space="preserve">3.2 2. Определение знака числа и анализ кода завершения</w:t>
       </w:r>
     </w:p>
     <w:p>
@@ -286,7 +342,7 @@
               <a:graphicData uri="http://schemas.openxmlformats.org/drawingml/2006/picture">
                 <pic:pic>
                   <pic:nvPicPr>
-                    <pic:cNvPr descr="images/Вставленное%20изображение%20(3).png" id="20" name="Picture"/>
+                    <pic:cNvPr descr="image/Вставленное%20изображение%20(3).png" id="20" name="Picture"/>
                     <pic:cNvPicPr>
                       <a:picLocks noChangeArrowheads="1" noChangeAspect="1"/>
                     </pic:cNvPicPr>
@@ -349,7 +405,7 @@
               <a:graphicData uri="http://schemas.openxmlformats.org/drawingml/2006/picture">
                 <pic:pic>
                   <pic:nvPicPr>
-                    <pic:cNvPr descr="images/Вставленное%20изображение%20(4).png" id="23" name="Picture"/>
+                    <pic:cNvPr descr="image/Вставленное%20изображение%20(4).png" id="23" name="Picture"/>
                     <pic:cNvPicPr>
                       <a:picLocks noChangeArrowheads="1" noChangeAspect="1"/>
                     </pic:cNvPicPr>
@@ -412,7 +468,7 @@
               <a:graphicData uri="http://schemas.openxmlformats.org/drawingml/2006/picture">
                 <pic:pic>
                   <pic:nvPicPr>
-                    <pic:cNvPr descr="images/Вставленное%20изображение%20(5).png" id="26" name="Picture"/>
+                    <pic:cNvPr descr="image/Вставленное%20изображение%20(5).png" id="26" name="Picture"/>
                     <pic:cNvPicPr>
                       <a:picLocks noChangeArrowheads="1" noChangeAspect="1"/>
                     </pic:cNvPicPr>
@@ -468,7 +524,7 @@
         <w:pStyle w:val="Heading2"/>
       </w:pPr>
       <w:r>
-        <w:t xml:space="preserve">3. Создание и удаление временных файлов</w:t>
+        <w:t xml:space="preserve">3.3 3. Создание и удаление временных файлов</w:t>
       </w:r>
     </w:p>
     <w:p>
@@ -493,7 +549,7 @@
               <a:graphicData uri="http://schemas.openxmlformats.org/drawingml/2006/picture">
                 <pic:pic>
                   <pic:nvPicPr>
-                    <pic:cNvPr descr="images/Вставленное%20изображение%20(6).png" id="30" name="Picture"/>
+                    <pic:cNvPr descr="image/Вставленное%20изображение%20(6).png" id="30" name="Picture"/>
                     <pic:cNvPicPr>
                       <a:picLocks noChangeArrowheads="1" noChangeAspect="1"/>
                     </pic:cNvPicPr>
@@ -556,7 +612,7 @@
               <a:graphicData uri="http://schemas.openxmlformats.org/drawingml/2006/picture">
                 <pic:pic>
                   <pic:nvPicPr>
-                    <pic:cNvPr descr="images/Вставленное%20изображение%20(7).png" id="33" name="Picture"/>
+                    <pic:cNvPr descr="image/Вставленное%20изображение%20(7).png" id="33" name="Picture"/>
                     <pic:cNvPicPr>
                       <a:picLocks noChangeArrowheads="1" noChangeAspect="1"/>
                     </pic:cNvPicPr>
@@ -627,7 +683,7 @@
               <a:graphicData uri="http://schemas.openxmlformats.org/drawingml/2006/picture">
                 <pic:pic>
                   <pic:nvPicPr>
-                    <pic:cNvPr descr="images/Вставленное%20изображение%20(8).png" id="36" name="Picture"/>
+                    <pic:cNvPr descr="image/Вставленное%20изображение%20(8).png" id="36" name="Picture"/>
                     <pic:cNvPicPr>
                       <a:picLocks noChangeArrowheads="1" noChangeAspect="1"/>
                     </pic:cNvPicPr>
@@ -683,7 +739,7 @@
         <w:pStyle w:val="Heading2"/>
       </w:pPr>
       <w:r>
-        <w:t xml:space="preserve">4. Архивирование файлов каталога</w:t>
+        <w:t xml:space="preserve">3.4 4. Архивирование файлов каталога</w:t>
       </w:r>
     </w:p>
     <w:p>
@@ -708,7 +764,7 @@
               <a:graphicData uri="http://schemas.openxmlformats.org/drawingml/2006/picture">
                 <pic:pic>
                   <pic:nvPicPr>
-                    <pic:cNvPr descr="images/Вставленное%20изображение%20(9).png" id="40" name="Picture"/>
+                    <pic:cNvPr descr="image/Вставленное%20изображение%20(9).png" id="40" name="Picture"/>
                     <pic:cNvPicPr>
                       <a:picLocks noChangeArrowheads="1" noChangeAspect="1"/>
                     </pic:cNvPicPr>
@@ -771,7 +827,7 @@
               <a:graphicData uri="http://schemas.openxmlformats.org/drawingml/2006/picture">
                 <pic:pic>
                   <pic:nvPicPr>
-                    <pic:cNvPr descr="images/Вставленное%20изображение%20(10).png" id="43" name="Picture"/>
+                    <pic:cNvPr descr="image/Вставленное%20изображение%20(10).png" id="43" name="Picture"/>
                     <pic:cNvPicPr>
                       <a:picLocks noChangeArrowheads="1" noChangeAspect="1"/>
                     </pic:cNvPicPr>
@@ -828,7 +884,7 @@
         <w:pStyle w:val="Heading1"/>
       </w:pPr>
       <w:r>
-        <w:t xml:space="preserve">Вывод</w:t>
+        <w:t xml:space="preserve">4. Вывод</w:t>
       </w:r>
     </w:p>
     <w:p>
@@ -846,7 +902,7 @@
         <w:pStyle w:val="Heading1"/>
       </w:pPr>
       <w:r>
-        <w:t xml:space="preserve">Контрольные вопросы</w:t>
+        <w:t xml:space="preserve">5. Контрольные вопросы</w:t>
       </w:r>
     </w:p>
     <w:bookmarkStart w:id="47" w:name="каково-предназначение-команды-getopts"/>
@@ -855,7 +911,7 @@
         <w:pStyle w:val="Heading2"/>
       </w:pPr>
       <w:r>
-        <w:t xml:space="preserve">1. Каково предназначение команды getopts?</w:t>
+        <w:t xml:space="preserve">5.1 1. Каково предназначение команды getopts?</w:t>
       </w:r>
     </w:p>
     <w:p>
@@ -873,7 +929,7 @@
         <w:pStyle w:val="Heading2"/>
       </w:pPr>
       <w:r>
-        <w:t xml:space="preserve">2. Какое отношение метасимволы имеют к генерации имён файлов?</w:t>
+        <w:t xml:space="preserve">5.2 2. Какое отношение метасимволы имеют к генерации имён файлов?</w:t>
       </w:r>
     </w:p>
     <w:p>
@@ -891,7 +947,7 @@
         <w:pStyle w:val="Heading2"/>
       </w:pPr>
       <w:r>
-        <w:t xml:space="preserve">3. Какие операторы управления действиями вы знаете?</w:t>
+        <w:t xml:space="preserve">5.3 3. Какие операторы управления действиями вы знаете?</w:t>
       </w:r>
     </w:p>
     <w:p>
@@ -909,7 +965,7 @@
         <w:pStyle w:val="Heading2"/>
       </w:pPr>
       <w:r>
-        <w:t xml:space="preserve">4. Какие операторы используются для прерывания цикла?</w:t>
+        <w:t xml:space="preserve">5.4 4. Какие операторы используются для прерывания цикла?</w:t>
       </w:r>
     </w:p>
     <w:p>
@@ -927,7 +983,7 @@
         <w:pStyle w:val="Heading2"/>
       </w:pPr>
       <w:r>
-        <w:t xml:space="preserve">5. Для чего нужны команды false и true?</w:t>
+        <w:t xml:space="preserve">5.5 5. Для чего нужны команды false и true?</w:t>
       </w:r>
     </w:p>
     <w:p>
@@ -945,7 +1001,7 @@
         <w:pStyle w:val="Heading2"/>
       </w:pPr>
       <w:r>
-        <w:t xml:space="preserve">6. Что означает строка if test -f man</w:t>
+        <w:t xml:space="preserve">5.6 6. Что означает строка if test -f man</w:t>
       </w:r>
       <m:oMath>
         <m:r>
@@ -991,7 +1047,7 @@
         <w:pStyle w:val="Heading2"/>
       </w:pPr>
       <w:r>
-        <w:t xml:space="preserve">7. Объясните различия между конструкциями while и until.</w:t>
+        <w:t xml:space="preserve">5.7 7. Объясните различия между конструкциями while и until.</w:t>
       </w:r>
     </w:p>
     <w:p>
@@ -1010,7 +1066,7 @@
         <w:pStyle w:val="Heading1"/>
       </w:pPr>
       <w:r>
-        <w:t xml:space="preserve">Список литературы</w:t>
+        <w:t xml:space="preserve">6. Список литературы</w:t>
       </w:r>
     </w:p>
     <w:p>
@@ -1316,10 +1372,10 @@
   <w:docDefaults>
     <w:rPrDefault>
       <w:rPr>
-        <w:rFonts w:asciiTheme="minorHAnsi" w:cstheme="minorBidi" w:eastAsiaTheme="minorHAnsi" w:hAnsiTheme="minorHAnsi"/>
+        <w:rFonts w:asciiTheme="minorHAnsi" w:cstheme="minorBidi" w:eastAsiaTheme="minorEastAsia" w:hAnsiTheme="minorHAnsi"/>
         <w:sz w:val="24"/>
         <w:szCs w:val="24"/>
-        <w:lang w:bidi="ar-SA" w:eastAsia="en-US" w:val="ru-RU"/>
+        <w:lang w:bidi="ar-SA" w:eastAsia="zh-CN" w:val="ru-RU"/>
       </w:rPr>
     </w:rPrDefault>
     <w:pPrDefault>
@@ -1860,13 +1916,6 @@
       </w:tblCellMar>
     </w:tblPr>
     <w:tblStylePr w:type="firstRow">
-      <w:tblPr>
-        <w:jc w:val="left"/>
-        <w:tblInd w:type="dxa" w:w="0"/>
-      </w:tblPr>
-      <w:trPr>
-        <w:jc w:val="left"/>
-      </w:trPr>
       <w:tcPr>
         <w:tcBorders>
           <w:bottom w:val="single"/>
@@ -1980,6 +2029,7 @@
     <w:link w:val="VerbatimChar"/>
     <w:pPr>
       <w:wordWrap w:val="off"/>
+      <w:shd w:val="clear" w:fill="f1f3f5"/>
     </w:pPr>
   </w:style>
   <w:style w:type="character" w:customStyle="1" w:styleId="KeywordTok">
@@ -1987,93 +2037,104 @@
     <w:basedOn w:val="VerbatimChar"/>
     <w:rPr>
       <w:b/>
-      <w:color w:val="007020"/>
+      <w:color w:val="003b4f"/>
+      <w:shd w:val="clear" w:fill="f1f3f5"/>
     </w:rPr>
   </w:style>
   <w:style w:type="character" w:customStyle="1" w:styleId="DataTypeTok">
     <w:name w:val="DataTypeTok"/>
     <w:basedOn w:val="VerbatimChar"/>
     <w:rPr>
-      <w:color w:val="902000"/>
+      <w:color w:val="ad0000"/>
+      <w:shd w:val="clear" w:fill="f1f3f5"/>
     </w:rPr>
   </w:style>
   <w:style w:type="character" w:customStyle="1" w:styleId="DecValTok">
     <w:name w:val="DecValTok"/>
     <w:basedOn w:val="VerbatimChar"/>
     <w:rPr>
-      <w:color w:val="40a070"/>
+      <w:color w:val="ad0000"/>
+      <w:shd w:val="clear" w:fill="f1f3f5"/>
     </w:rPr>
   </w:style>
   <w:style w:type="character" w:customStyle="1" w:styleId="BaseNTok">
     <w:name w:val="BaseNTok"/>
     <w:basedOn w:val="VerbatimChar"/>
     <w:rPr>
-      <w:color w:val="40a070"/>
+      <w:color w:val="ad0000"/>
+      <w:shd w:val="clear" w:fill="f1f3f5"/>
     </w:rPr>
   </w:style>
   <w:style w:type="character" w:customStyle="1" w:styleId="FloatTok">
     <w:name w:val="FloatTok"/>
     <w:basedOn w:val="VerbatimChar"/>
     <w:rPr>
-      <w:color w:val="40a070"/>
+      <w:color w:val="ad0000"/>
+      <w:shd w:val="clear" w:fill="f1f3f5"/>
     </w:rPr>
   </w:style>
   <w:style w:type="character" w:customStyle="1" w:styleId="ConstantTok">
     <w:name w:val="ConstantTok"/>
     <w:basedOn w:val="VerbatimChar"/>
     <w:rPr>
-      <w:color w:val="880000"/>
+      <w:color w:val="8f5902"/>
+      <w:shd w:val="clear" w:fill="f1f3f5"/>
     </w:rPr>
   </w:style>
   <w:style w:type="character" w:customStyle="1" w:styleId="CharTok">
     <w:name w:val="CharTok"/>
     <w:basedOn w:val="VerbatimChar"/>
     <w:rPr>
-      <w:color w:val="4070a0"/>
+      <w:color w:val="20794d"/>
+      <w:shd w:val="clear" w:fill="f1f3f5"/>
     </w:rPr>
   </w:style>
   <w:style w:type="character" w:customStyle="1" w:styleId="SpecialCharTok">
     <w:name w:val="SpecialCharTok"/>
     <w:basedOn w:val="VerbatimChar"/>
     <w:rPr>
-      <w:color w:val="4070a0"/>
+      <w:color w:val="5e5e5e"/>
+      <w:shd w:val="clear" w:fill="f1f3f5"/>
     </w:rPr>
   </w:style>
   <w:style w:type="character" w:customStyle="1" w:styleId="StringTok">
     <w:name w:val="StringTok"/>
     <w:basedOn w:val="VerbatimChar"/>
     <w:rPr>
-      <w:color w:val="4070a0"/>
+      <w:color w:val="20794d"/>
+      <w:shd w:val="clear" w:fill="f1f3f5"/>
     </w:rPr>
   </w:style>
   <w:style w:type="character" w:customStyle="1" w:styleId="VerbatimStringTok">
     <w:name w:val="VerbatimStringTok"/>
     <w:basedOn w:val="VerbatimChar"/>
     <w:rPr>
-      <w:color w:val="4070a0"/>
+      <w:color w:val="20794d"/>
+      <w:shd w:val="clear" w:fill="f1f3f5"/>
     </w:rPr>
   </w:style>
   <w:style w:type="character" w:customStyle="1" w:styleId="SpecialStringTok">
     <w:name w:val="SpecialStringTok"/>
     <w:basedOn w:val="VerbatimChar"/>
     <w:rPr>
-      <w:color w:val="bb6688"/>
+      <w:color w:val="20794d"/>
+      <w:shd w:val="clear" w:fill="f1f3f5"/>
     </w:rPr>
   </w:style>
   <w:style w:type="character" w:customStyle="1" w:styleId="ImportTok">
     <w:name w:val="ImportTok"/>
     <w:basedOn w:val="VerbatimChar"/>
     <w:rPr>
-      <w:b/>
-      <w:color w:val="008000"/>
+      <w:color w:val="00769e"/>
+      <w:shd w:val="clear" w:fill="f1f3f5"/>
     </w:rPr>
   </w:style>
   <w:style w:type="character" w:customStyle="1" w:styleId="CommentTok">
     <w:name w:val="CommentTok"/>
     <w:basedOn w:val="VerbatimChar"/>
     <w:rPr>
-      <w:i/>
-      <w:color w:val="60a0b0"/>
+      <w:color w:val="5e5e5e"/>
+      <w:shd w:val="clear" w:fill="f1f3f5"/>
     </w:rPr>
   </w:style>
   <w:style w:type="character" w:customStyle="1" w:styleId="DocumentationTok">
@@ -2081,46 +2142,49 @@
     <w:basedOn w:val="VerbatimChar"/>
     <w:rPr>
       <w:i/>
-      <w:color w:val="ba2121"/>
+      <w:color w:val="5e5e5e"/>
+      <w:shd w:val="clear" w:fill="f1f3f5"/>
     </w:rPr>
   </w:style>
   <w:style w:type="character" w:customStyle="1" w:styleId="AnnotationTok">
     <w:name w:val="AnnotationTok"/>
     <w:basedOn w:val="VerbatimChar"/>
     <w:rPr>
-      <w:b/>
-      <w:i/>
-      <w:color w:val="60a0b0"/>
+      <w:color w:val="5e5e5e"/>
+      <w:shd w:val="clear" w:fill="f1f3f5"/>
     </w:rPr>
   </w:style>
   <w:style w:type="character" w:customStyle="1" w:styleId="CommentVarTok">
     <w:name w:val="CommentVarTok"/>
     <w:basedOn w:val="VerbatimChar"/>
     <w:rPr>
-      <w:b/>
       <w:i/>
-      <w:color w:val="60a0b0"/>
+      <w:color w:val="5e5e5e"/>
+      <w:shd w:val="clear" w:fill="f1f3f5"/>
     </w:rPr>
   </w:style>
   <w:style w:type="character" w:customStyle="1" w:styleId="OtherTok">
     <w:name w:val="OtherTok"/>
     <w:basedOn w:val="VerbatimChar"/>
     <w:rPr>
-      <w:color w:val="007020"/>
+      <w:color w:val="003b4f"/>
+      <w:shd w:val="clear" w:fill="f1f3f5"/>
     </w:rPr>
   </w:style>
   <w:style w:type="character" w:customStyle="1" w:styleId="FunctionTok">
     <w:name w:val="FunctionTok"/>
     <w:basedOn w:val="VerbatimChar"/>
     <w:rPr>
-      <w:color w:val="06287e"/>
+      <w:color w:val="4758ab"/>
+      <w:shd w:val="clear" w:fill="f1f3f5"/>
     </w:rPr>
   </w:style>
   <w:style w:type="character" w:customStyle="1" w:styleId="VariableTok">
     <w:name w:val="VariableTok"/>
     <w:basedOn w:val="VerbatimChar"/>
     <w:rPr>
-      <w:color w:val="19177c"/>
+      <w:color w:val="111111"/>
+      <w:shd w:val="clear" w:fill="f1f3f5"/>
     </w:rPr>
   </w:style>
   <w:style w:type="character" w:customStyle="1" w:styleId="ControlFlowTok">
@@ -2128,85 +2192,98 @@
     <w:basedOn w:val="VerbatimChar"/>
     <w:rPr>
       <w:b/>
-      <w:color w:val="007020"/>
+      <w:color w:val="003b4f"/>
+      <w:shd w:val="clear" w:fill="f1f3f5"/>
     </w:rPr>
   </w:style>
   <w:style w:type="character" w:customStyle="1" w:styleId="OperatorTok">
     <w:name w:val="OperatorTok"/>
     <w:basedOn w:val="VerbatimChar"/>
     <w:rPr>
-      <w:color w:val="666666"/>
+      <w:color w:val="5e5e5e"/>
+      <w:shd w:val="clear" w:fill="f1f3f5"/>
     </w:rPr>
   </w:style>
   <w:style w:type="character" w:customStyle="1" w:styleId="BuiltInTok">
     <w:name w:val="BuiltInTok"/>
     <w:basedOn w:val="VerbatimChar"/>
     <w:rPr>
-      <w:color w:val="008000"/>
+      <w:color w:val="003b4f"/>
+      <w:shd w:val="clear" w:fill="f1f3f5"/>
     </w:rPr>
   </w:style>
   <w:style w:type="character" w:customStyle="1" w:styleId="ExtensionTok">
     <w:name w:val="ExtensionTok"/>
     <w:basedOn w:val="VerbatimChar"/>
-    <w:rPr/>
+    <w:rPr>
+      <w:color w:val="003b4f"/>
+      <w:shd w:val="clear" w:fill="f1f3f5"/>
+    </w:rPr>
   </w:style>
   <w:style w:type="character" w:customStyle="1" w:styleId="PreprocessorTok">
     <w:name w:val="PreprocessorTok"/>
     <w:basedOn w:val="VerbatimChar"/>
     <w:rPr>
-      <w:color w:val="bc7a00"/>
+      <w:color w:val="ad0000"/>
+      <w:shd w:val="clear" w:fill="f1f3f5"/>
     </w:rPr>
   </w:style>
   <w:style w:type="character" w:customStyle="1" w:styleId="AttributeTok">
     <w:name w:val="AttributeTok"/>
     <w:basedOn w:val="VerbatimChar"/>
     <w:rPr>
-      <w:color w:val="7d9029"/>
+      <w:color w:val="657422"/>
+      <w:shd w:val="clear" w:fill="f1f3f5"/>
     </w:rPr>
   </w:style>
   <w:style w:type="character" w:customStyle="1" w:styleId="RegionMarkerTok">
     <w:name w:val="RegionMarkerTok"/>
     <w:basedOn w:val="VerbatimChar"/>
-    <w:rPr/>
+    <w:rPr>
+      <w:color w:val="003b4f"/>
+      <w:shd w:val="clear" w:fill="f1f3f5"/>
+    </w:rPr>
   </w:style>
   <w:style w:type="character" w:customStyle="1" w:styleId="InformationTok">
     <w:name w:val="InformationTok"/>
     <w:basedOn w:val="VerbatimChar"/>
     <w:rPr>
-      <w:b/>
-      <w:i/>
-      <w:color w:val="60a0b0"/>
+      <w:color w:val="5e5e5e"/>
+      <w:shd w:val="clear" w:fill="f1f3f5"/>
     </w:rPr>
   </w:style>
   <w:style w:type="character" w:customStyle="1" w:styleId="WarningTok">
     <w:name w:val="WarningTok"/>
     <w:basedOn w:val="VerbatimChar"/>
     <w:rPr>
-      <w:b/>
       <w:i/>
-      <w:color w:val="60a0b0"/>
+      <w:color w:val="5e5e5e"/>
+      <w:shd w:val="clear" w:fill="f1f3f5"/>
     </w:rPr>
   </w:style>
   <w:style w:type="character" w:customStyle="1" w:styleId="AlertTok">
     <w:name w:val="AlertTok"/>
     <w:basedOn w:val="VerbatimChar"/>
     <w:rPr>
-      <w:b/>
-      <w:color w:val="ff0000"/>
+      <w:color w:val="ad0000"/>
+      <w:shd w:val="clear" w:fill="f1f3f5"/>
     </w:rPr>
   </w:style>
   <w:style w:type="character" w:customStyle="1" w:styleId="ErrorTok">
     <w:name w:val="ErrorTok"/>
     <w:basedOn w:val="VerbatimChar"/>
     <w:rPr>
-      <w:b/>
-      <w:color w:val="ff0000"/>
+      <w:color w:val="ad0000"/>
+      <w:shd w:val="clear" w:fill="f1f3f5"/>
     </w:rPr>
   </w:style>
   <w:style w:type="character" w:customStyle="1" w:styleId="NormalTok">
     <w:name w:val="NormalTok"/>
     <w:basedOn w:val="VerbatimChar"/>
-    <w:rPr/>
+    <w:rPr>
+      <w:color w:val="003b4f"/>
+      <w:shd w:val="clear" w:fill="f1f3f5"/>
+    </w:rPr>
   </w:style>
 </w:styles>
 </file>
